--- a/lab_3/doc/Сергеева_Лаб3.docx
+++ b/lab_3/doc/Сергеева_Лаб3.docx
@@ -1073,13 +1073,7 @@
         <w:rPr>
           <w:rtl w:val="0"/>
         </w:rPr>
-        <w:t xml:space="preserve">Бахарев В.Д. </w:t>
-      </w:r>
-      <w:r>
-        <w:rPr>
-          <w:rtl w:val="0"/>
-        </w:rPr>
-        <w:t xml:space="preserve">(ФИИТ)</w:t>
+        <w:t xml:space="preserve">Бахарев В.Д. (ФИИТ)</w:t>
       </w:r>
       <w:r>
         <w:rPr>
@@ -1211,7 +1205,7 @@
         <w:rPr>
           <w:rtl w:val="0"/>
         </w:rPr>
-        <w:t xml:space="preserve">10</w:t>
+        <w:t xml:space="preserve">01</w:t>
       </w:r>
       <w:r>
         <w:rPr>
@@ -1233,7 +1227,7 @@
         <w:rPr>
           <w:rtl w:val="0"/>
         </w:rPr>
-        <w:t xml:space="preserve">24</w:t>
+        <w:t xml:space="preserve">25</w:t>
       </w:r>
       <w:r>
         <w:rPr>
@@ -1366,7 +1360,7 @@
         <w:rPr>
           <w:rtl w:val="0"/>
         </w:rPr>
-        <w:t xml:space="preserve">4</w:t>
+        <w:t xml:space="preserve">5</w:t>
       </w:r>
     </w:p>
     <w:p>
@@ -1576,11 +1570,6 @@
         </w:rPr>
         <w:t xml:space="preserve">pid_t fork(void); – создает дочерний процесс. </w:t>
       </w:r>
-      <w:r>
-        <w:rPr>
-          <w:rtl w:val="0"/>
-        </w:rPr>
-      </w:r>
     </w:p>
     <w:p>
       <w:pPr>
@@ -1602,164 +1591,7 @@
           <w:szCs w:val="24"/>
           <w:rtl w:val="0"/>
         </w:rPr>
-        <w:t xml:space="preserve">int</w:t>
-      </w:r>
-      <w:r>
-        <w:rPr>
-          <w:sz w:val="24"/>
-          <w:szCs w:val="24"/>
-          <w:rtl w:val="0"/>
-        </w:rPr>
-        <w:t xml:space="preserve"> </w:t>
-      </w:r>
-      <w:r>
-        <w:rPr>
-          <w:sz w:val="24"/>
-          <w:szCs w:val="24"/>
-          <w:rtl w:val="0"/>
-        </w:rPr>
-        <w:t xml:space="preserve">execv</w:t>
-      </w:r>
-      <w:r>
-        <w:rPr>
-          <w:sz w:val="24"/>
-          <w:szCs w:val="24"/>
-          <w:rtl w:val="0"/>
-        </w:rPr>
-        <w:t xml:space="preserve"> (</w:t>
-      </w:r>
-      <w:r>
-        <w:rPr>
-          <w:sz w:val="24"/>
-          <w:szCs w:val="24"/>
-          <w:rtl w:val="0"/>
-        </w:rPr>
-        <w:t xml:space="preserve">const</w:t>
-      </w:r>
-      <w:r>
-        <w:rPr>
-          <w:sz w:val="24"/>
-          <w:szCs w:val="24"/>
-          <w:rtl w:val="0"/>
-        </w:rPr>
-        <w:t xml:space="preserve"> </w:t>
-      </w:r>
-      <w:r>
-        <w:rPr>
-          <w:sz w:val="24"/>
-          <w:szCs w:val="24"/>
-          <w:rtl w:val="0"/>
-        </w:rPr>
-        <w:t xml:space="preserve">char</w:t>
-      </w:r>
-      <w:r>
-        <w:rPr>
-          <w:sz w:val="24"/>
-          <w:szCs w:val="24"/>
-          <w:rtl w:val="0"/>
-        </w:rPr>
-        <w:t xml:space="preserve"> </w:t>
-      </w:r>
-      <w:r>
-        <w:rPr>
-          <w:sz w:val="24"/>
-          <w:szCs w:val="24"/>
-          <w:rtl w:val="0"/>
-        </w:rPr>
-        <w:t xml:space="preserve">* </w:t>
-      </w:r>
-      <w:r>
-        <w:rPr>
-          <w:sz w:val="24"/>
-          <w:szCs w:val="24"/>
-          <w:rtl w:val="0"/>
-        </w:rPr>
-        <w:t xml:space="preserve">path</w:t>
-      </w:r>
-      <w:r>
-        <w:rPr>
-          <w:sz w:val="24"/>
-          <w:szCs w:val="24"/>
-          <w:rtl w:val="0"/>
-        </w:rPr>
-        <w:t xml:space="preserve">, </w:t>
-      </w:r>
-      <w:r>
-        <w:rPr>
-          <w:sz w:val="24"/>
-          <w:szCs w:val="24"/>
-          <w:rtl w:val="0"/>
-        </w:rPr>
-        <w:t xml:space="preserve">char</w:t>
-      </w:r>
-      <w:r>
-        <w:rPr>
-          <w:sz w:val="24"/>
-          <w:szCs w:val="24"/>
-          <w:rtl w:val="0"/>
-        </w:rPr>
-        <w:t xml:space="preserve"> </w:t>
-      </w:r>
-      <w:r>
-        <w:rPr>
-          <w:sz w:val="24"/>
-          <w:szCs w:val="24"/>
-          <w:rtl w:val="0"/>
-        </w:rPr>
-        <w:t xml:space="preserve">*</w:t>
-      </w:r>
-      <w:r>
-        <w:rPr>
-          <w:sz w:val="24"/>
-          <w:szCs w:val="24"/>
-          <w:rtl w:val="0"/>
-        </w:rPr>
-        <w:t xml:space="preserve">const</w:t>
-      </w:r>
-      <w:r>
-        <w:rPr>
-          <w:sz w:val="24"/>
-          <w:szCs w:val="24"/>
-          <w:rtl w:val="0"/>
-        </w:rPr>
-        <w:t xml:space="preserve"> </w:t>
-      </w:r>
-      <w:r>
-        <w:rPr>
-          <w:sz w:val="24"/>
-          <w:szCs w:val="24"/>
-          <w:rtl w:val="0"/>
-        </w:rPr>
-        <w:t xml:space="preserve">argv</w:t>
-      </w:r>
-      <w:r>
-        <w:rPr>
-          <w:sz w:val="24"/>
-          <w:szCs w:val="24"/>
-          <w:rtl w:val="0"/>
-        </w:rPr>
-        <w:t xml:space="preserve">[]</w:t>
-      </w:r>
-      <w:r>
-        <w:rPr>
-          <w:sz w:val="24"/>
-          <w:szCs w:val="24"/>
-          <w:rtl w:val="0"/>
-        </w:rPr>
-        <w:t xml:space="preserve">) – </w:t>
-      </w:r>
-      <w:r>
-        <w:rPr>
-          <w:sz w:val="24"/>
-          <w:szCs w:val="24"/>
-          <w:rtl w:val="0"/>
-        </w:rPr>
-        <w:t xml:space="preserve">вызов для замещения тела процесса, в случае успешного выполнения системного вызова виртуальное адресное, пространство процесса полностью заменяется. В path записывается абсолютный или относительный путь к исполняемой файлу для запуска, в argv массив аргументов командной строки.</w:t>
-      </w:r>
-      <w:r>
-        <w:rPr>
-          <w:rtl w:val="0"/>
-        </w:rPr>
+        <w:t xml:space="preserve">int execv (const char * path, char *const argv[]) – вызов для замещения тела процесса, в случае успешного выполнения системного вызова виртуальное адресное, пространство процесса полностью заменяется. В path записывается абсолютный или относительный путь к исполняемой файлу для запуска, в argv массив аргументов командной строки.</w:t>
       </w:r>
     </w:p>
     <w:p>
@@ -1794,143 +1626,7 @@
           <w:szCs w:val="24"/>
           <w:rtl w:val="0"/>
         </w:rPr>
-        <w:t xml:space="preserve">ssize_t</w:t>
-      </w:r>
-      <w:r>
-        <w:rPr>
-          <w:sz w:val="24"/>
-          <w:szCs w:val="24"/>
-          <w:rtl w:val="0"/>
-        </w:rPr>
-        <w:t xml:space="preserve"> </w:t>
-      </w:r>
-      <w:r>
-        <w:rPr>
-          <w:sz w:val="24"/>
-          <w:szCs w:val="24"/>
-          <w:rtl w:val="0"/>
-        </w:rPr>
-        <w:t xml:space="preserve">write</w:t>
-      </w:r>
-      <w:r>
-        <w:rPr>
-          <w:sz w:val="24"/>
-          <w:szCs w:val="24"/>
-          <w:rtl w:val="0"/>
-        </w:rPr>
-        <w:t xml:space="preserve"> (</w:t>
-      </w:r>
-      <w:r>
-        <w:rPr>
-          <w:sz w:val="24"/>
-          <w:szCs w:val="24"/>
-          <w:rtl w:val="0"/>
-        </w:rPr>
-        <w:t xml:space="preserve">int</w:t>
-      </w:r>
-      <w:r>
-        <w:rPr>
-          <w:sz w:val="24"/>
-          <w:szCs w:val="24"/>
-          <w:rtl w:val="0"/>
-        </w:rPr>
-        <w:t xml:space="preserve"> </w:t>
-      </w:r>
-      <w:r>
-        <w:rPr>
-          <w:sz w:val="24"/>
-          <w:szCs w:val="24"/>
-          <w:rtl w:val="0"/>
-        </w:rPr>
-        <w:t xml:space="preserve">fd</w:t>
-      </w:r>
-      <w:r>
-        <w:rPr>
-          <w:sz w:val="24"/>
-          <w:szCs w:val="24"/>
-          <w:rtl w:val="0"/>
-        </w:rPr>
-        <w:t xml:space="preserve">, </w:t>
-      </w:r>
-      <w:r>
-        <w:rPr>
-          <w:sz w:val="24"/>
-          <w:szCs w:val="24"/>
-          <w:rtl w:val="0"/>
-        </w:rPr>
-        <w:t xml:space="preserve">const</w:t>
-      </w:r>
-      <w:r>
-        <w:rPr>
-          <w:sz w:val="24"/>
-          <w:szCs w:val="24"/>
-          <w:rtl w:val="0"/>
-        </w:rPr>
-        <w:t xml:space="preserve"> </w:t>
-      </w:r>
-      <w:r>
-        <w:rPr>
-          <w:sz w:val="24"/>
-          <w:szCs w:val="24"/>
-          <w:rtl w:val="0"/>
-        </w:rPr>
-        <w:t xml:space="preserve">void</w:t>
-      </w:r>
-      <w:r>
-        <w:rPr>
-          <w:sz w:val="24"/>
-          <w:szCs w:val="24"/>
-          <w:rtl w:val="0"/>
-        </w:rPr>
-        <w:t xml:space="preserve"> * </w:t>
-      </w:r>
-      <w:r>
-        <w:rPr>
-          <w:sz w:val="24"/>
-          <w:szCs w:val="24"/>
-          <w:rtl w:val="0"/>
-        </w:rPr>
-        <w:t xml:space="preserve">buf</w:t>
-      </w:r>
-      <w:r>
-        <w:rPr>
-          <w:sz w:val="24"/>
-          <w:szCs w:val="24"/>
-          <w:rtl w:val="0"/>
-        </w:rPr>
-        <w:t xml:space="preserve">, </w:t>
-      </w:r>
-      <w:r>
-        <w:rPr>
-          <w:sz w:val="24"/>
-          <w:szCs w:val="24"/>
-          <w:rtl w:val="0"/>
-        </w:rPr>
-        <w:t xml:space="preserve">size_t</w:t>
-      </w:r>
-      <w:r>
-        <w:rPr>
-          <w:sz w:val="24"/>
-          <w:szCs w:val="24"/>
-          <w:rtl w:val="0"/>
-        </w:rPr>
-        <w:t xml:space="preserve"> </w:t>
-      </w:r>
-      <w:r>
-        <w:rPr>
-          <w:sz w:val="24"/>
-          <w:szCs w:val="24"/>
-          <w:rtl w:val="0"/>
-        </w:rPr>
-        <w:t xml:space="preserve">n</w:t>
-      </w:r>
-      <w:r>
-        <w:rPr>
-          <w:sz w:val="24"/>
-          <w:szCs w:val="24"/>
-          <w:rtl w:val="0"/>
-        </w:rPr>
-        <w:t xml:space="preserve">) – записывает  n бит из указанного буфера в файл, соответствующий файловому дескриптору, возвращает количество записанных байт в случае успеха, иначе -1.</w:t>
+        <w:t xml:space="preserve">ssize_t write (int fd, const void * buf, size_t n) – записывает  n бит из указанного буфера в файл, соответствующий файловому дескриптору, возвращает количество записанных байт в случае успеха, иначе -1.</w:t>
       </w:r>
     </w:p>
     <w:p>
@@ -1965,140 +1661,7 @@
           <w:szCs w:val="24"/>
           <w:rtl w:val="0"/>
         </w:rPr>
-        <w:t xml:space="preserve">ssize_t</w:t>
-      </w:r>
-      <w:r>
-        <w:rPr>
-          <w:sz w:val="24"/>
-          <w:szCs w:val="24"/>
-          <w:rtl w:val="0"/>
-        </w:rPr>
-        <w:t xml:space="preserve"> </w:t>
-      </w:r>
-      <w:r>
-        <w:rPr>
-          <w:sz w:val="24"/>
-          <w:szCs w:val="24"/>
-          <w:rtl w:val="0"/>
-        </w:rPr>
-        <w:t xml:space="preserve">read</w:t>
-      </w:r>
-      <w:r>
-        <w:rPr>
-          <w:sz w:val="24"/>
-          <w:szCs w:val="24"/>
-          <w:rtl w:val="0"/>
-        </w:rPr>
-        <w:t xml:space="preserve"> (</w:t>
-      </w:r>
-      <w:r>
-        <w:rPr>
-          <w:sz w:val="24"/>
-          <w:szCs w:val="24"/>
-          <w:rtl w:val="0"/>
-        </w:rPr>
-        <w:t xml:space="preserve">int</w:t>
-      </w:r>
-      <w:r>
-        <w:rPr>
-          <w:sz w:val="24"/>
-          <w:szCs w:val="24"/>
-          <w:rtl w:val="0"/>
-        </w:rPr>
-        <w:t xml:space="preserve"> </w:t>
-      </w:r>
-      <w:r>
-        <w:rPr>
-          <w:sz w:val="24"/>
-          <w:szCs w:val="24"/>
-          <w:rtl w:val="0"/>
-        </w:rPr>
-        <w:t xml:space="preserve">fd</w:t>
-      </w:r>
-      <w:r>
-        <w:rPr>
-          <w:sz w:val="24"/>
-          <w:szCs w:val="24"/>
-          <w:rtl w:val="0"/>
-        </w:rPr>
-        <w:t xml:space="preserve">, </w:t>
-      </w:r>
-      <w:r>
-        <w:rPr>
-          <w:sz w:val="24"/>
-          <w:szCs w:val="24"/>
-          <w:rtl w:val="0"/>
-        </w:rPr>
-        <w:t xml:space="preserve">void</w:t>
-      </w:r>
-      <w:r>
-        <w:rPr>
-          <w:sz w:val="24"/>
-          <w:szCs w:val="24"/>
-          <w:rtl w:val="0"/>
-        </w:rPr>
-        <w:t xml:space="preserve"> * </w:t>
-      </w:r>
-      <w:r>
-        <w:rPr>
-          <w:sz w:val="24"/>
-          <w:szCs w:val="24"/>
-          <w:rtl w:val="0"/>
-        </w:rPr>
-        <w:t xml:space="preserve">buf</w:t>
-      </w:r>
-      <w:r>
-        <w:rPr>
-          <w:sz w:val="24"/>
-          <w:szCs w:val="24"/>
-          <w:rtl w:val="0"/>
-        </w:rPr>
-        <w:t xml:space="preserve">, </w:t>
-      </w:r>
-      <w:r>
-        <w:rPr>
-          <w:sz w:val="24"/>
-          <w:szCs w:val="24"/>
-          <w:rtl w:val="0"/>
-        </w:rPr>
-        <w:t xml:space="preserve">size_t</w:t>
-      </w:r>
-      <w:r>
-        <w:rPr>
-          <w:sz w:val="24"/>
-          <w:szCs w:val="24"/>
-          <w:rtl w:val="0"/>
-        </w:rPr>
-        <w:t xml:space="preserve"> </w:t>
-      </w:r>
-      <w:r>
-        <w:rPr>
-          <w:sz w:val="24"/>
-          <w:szCs w:val="24"/>
-          <w:rtl w:val="0"/>
-        </w:rPr>
-        <w:t xml:space="preserve">nbytes</w:t>
-      </w:r>
-      <w:r>
-        <w:rPr>
-          <w:sz w:val="24"/>
-          <w:szCs w:val="24"/>
-          <w:rtl w:val="0"/>
-        </w:rPr>
-        <w:t xml:space="preserve">) – считывает nbytes из файла, соответствующего файловому дескриптору fd в буфер buf,  в</w:t>
-      </w:r>
-      <w:r>
-        <w:rPr>
-          <w:sz w:val="24"/>
-          <w:szCs w:val="24"/>
-          <w:rtl w:val="0"/>
-        </w:rPr>
-        <w:t xml:space="preserve">озвращает количество прочитанных байт, 0 – если достигнут конец файла, –1 в случае ошибки.</w:t>
-      </w:r>
-      <w:r>
-        <w:rPr>
-          <w:rtl w:val="0"/>
-        </w:rPr>
+        <w:t xml:space="preserve">ssize_t read (int fd, void * buf, size_t nbytes) – считывает nbytes из файла, соответствующего файловому дескриптору fd в буфер buf,  возвращает количество прочитанных байт, 0 – если достигнут конец файла, –1 в случае ошибки.</w:t>
       </w:r>
     </w:p>
     <w:p>
@@ -2133,28 +1696,7 @@
           <w:szCs w:val="24"/>
           <w:rtl w:val="0"/>
         </w:rPr>
-        <w:t xml:space="preserve">int open(const char *pathname, int oflag, ... /* mode_t mode*/)</w:t>
-      </w:r>
-      <w:r>
-        <w:rPr>
-          <w:sz w:val="24"/>
-          <w:szCs w:val="24"/>
-          <w:rtl w:val="0"/>
-        </w:rPr>
-        <w:t xml:space="preserve"> – Открывает файл в соответствие с указанными модами, </w:t>
-      </w:r>
-      <w:r>
-        <w:rPr>
-          <w:sz w:val="24"/>
-          <w:szCs w:val="24"/>
-          <w:rtl w:val="0"/>
-        </w:rPr>
-        <w:t xml:space="preserve">возвращает дескриптор файла в случае успеха, –1 в случае ошибки.  </w:t>
-      </w:r>
-      <w:r>
-        <w:rPr>
-          <w:rtl w:val="0"/>
-        </w:rPr>
+        <w:t xml:space="preserve">int open(const char *pathname, int oflag, ... /* mode_t mode*/) – Открывает файл в соответствие с указанными модами, возвращает дескриптор файла в случае успеха, –1 в случае ошибки.  </w:t>
       </w:r>
     </w:p>
     <w:p>
@@ -2189,63 +1731,7 @@
           <w:szCs w:val="24"/>
           <w:rtl w:val="0"/>
         </w:rPr>
-        <w:t xml:space="preserve">int</w:t>
-      </w:r>
-      <w:r>
-        <w:rPr>
-          <w:sz w:val="24"/>
-          <w:szCs w:val="24"/>
-          <w:rtl w:val="0"/>
-        </w:rPr>
-        <w:t xml:space="preserve"> </w:t>
-      </w:r>
-      <w:r>
-        <w:rPr>
-          <w:sz w:val="24"/>
-          <w:szCs w:val="24"/>
-          <w:rtl w:val="0"/>
-        </w:rPr>
-        <w:t xml:space="preserve">close</w:t>
-      </w:r>
-      <w:r>
-        <w:rPr>
-          <w:sz w:val="24"/>
-          <w:szCs w:val="24"/>
-          <w:rtl w:val="0"/>
-        </w:rPr>
-        <w:t xml:space="preserve"> (</w:t>
-      </w:r>
-      <w:r>
-        <w:rPr>
-          <w:sz w:val="24"/>
-          <w:szCs w:val="24"/>
-          <w:rtl w:val="0"/>
-        </w:rPr>
-        <w:t xml:space="preserve">int</w:t>
-      </w:r>
-      <w:r>
-        <w:rPr>
-          <w:sz w:val="24"/>
-          <w:szCs w:val="24"/>
-          <w:rtl w:val="0"/>
-        </w:rPr>
-        <w:t xml:space="preserve"> </w:t>
-      </w:r>
-      <w:r>
-        <w:rPr>
-          <w:sz w:val="24"/>
-          <w:szCs w:val="24"/>
-          <w:rtl w:val="0"/>
-        </w:rPr>
-        <w:t xml:space="preserve">fd</w:t>
-      </w:r>
-      <w:r>
-        <w:rPr>
-          <w:sz w:val="24"/>
-          <w:szCs w:val="24"/>
-          <w:rtl w:val="0"/>
-        </w:rPr>
-        <w:t xml:space="preserve">) – закрывает файл.</w:t>
+        <w:t xml:space="preserve">int close (int fd) – закрывает файл.</w:t>
       </w:r>
     </w:p>
     <w:p>
@@ -2315,71 +1801,7 @@
           <w:szCs w:val="24"/>
           <w:rtl w:val="0"/>
         </w:rPr>
-        <w:t xml:space="preserve">int shm_open(const char *</w:t>
-      </w:r>
-      <w:r>
-        <w:rPr>
-          <w:sz w:val="24"/>
-          <w:szCs w:val="24"/>
-          <w:rtl w:val="0"/>
-        </w:rPr>
-        <w:t xml:space="preserve">name</w:t>
-      </w:r>
-      <w:r>
-        <w:rPr>
-          <w:sz w:val="24"/>
-          <w:szCs w:val="24"/>
-          <w:rtl w:val="0"/>
-        </w:rPr>
-        <w:t xml:space="preserve">, int </w:t>
-      </w:r>
-      <w:r>
-        <w:rPr>
-          <w:sz w:val="24"/>
-          <w:szCs w:val="24"/>
-          <w:rtl w:val="0"/>
-        </w:rPr>
-        <w:t xml:space="preserve">flags</w:t>
-      </w:r>
-      <w:r>
-        <w:rPr>
-          <w:sz w:val="24"/>
-          <w:szCs w:val="24"/>
-          <w:rtl w:val="0"/>
-        </w:rPr>
-        <w:t xml:space="preserve">, mode_t </w:t>
-      </w:r>
-      <w:r>
-        <w:rPr>
-          <w:sz w:val="24"/>
-          <w:szCs w:val="24"/>
-          <w:rtl w:val="0"/>
-        </w:rPr>
-        <w:t xml:space="preserve">mode</w:t>
-      </w:r>
-      <w:r>
-        <w:rPr>
-          <w:sz w:val="24"/>
-          <w:szCs w:val="24"/>
-          <w:rtl w:val="0"/>
-        </w:rPr>
-        <w:t xml:space="preserve">) –</w:t>
-      </w:r>
-      <w:r>
-        <w:rPr>
-          <w:sz w:val="24"/>
-          <w:szCs w:val="24"/>
-          <w:rtl w:val="0"/>
-        </w:rPr>
-        <w:t xml:space="preserve"> создает и открывает новый (или открывает уже существующий) объект разделяемой памяти POSIX. </w:t>
-      </w:r>
-      <w:r>
-        <w:rPr>
-          <w:sz w:val="24"/>
-          <w:szCs w:val="24"/>
-          <w:rtl w:val="0"/>
-        </w:rPr>
-        <w:t xml:space="preserve">создание или открытие совместно используемой памяти, name - имя объекта, flags - определяет задаваемый объект, mode - задает режим доступа к объекту. При нормальном завершении работы shm_open возвращает неотрицательный описатель файла. При ошибках shm_open возвращает -1.</w:t>
+        <w:t xml:space="preserve">int shm_open(const char *name, int flags, mode_t mode) – создает и открывает новый (или открывает уже существующий) объект разделяемой памяти POSIX. создание или открытие совместно используемой памяти, name - имя объекта, flags - определяет задаваемый объект, mode - задает режим доступа к объекту. При нормальном завершении работы shm_open возвращает неотрицательный описатель файла. При ошибках shm_open возвращает -1.</w:t>
       </w:r>
     </w:p>
     <w:p>
@@ -2414,103 +1836,7 @@
           <w:szCs w:val="24"/>
           <w:rtl w:val="0"/>
         </w:rPr>
-        <w:t xml:space="preserve">void * mmap(void *start, size_t length, int prot , int flags, int fd, off_t offset) – отражает </w:t>
-      </w:r>
-      <w:r>
-        <w:rPr>
-          <w:sz w:val="24"/>
-          <w:szCs w:val="24"/>
-          <w:rtl w:val="0"/>
-        </w:rPr>
-        <w:t xml:space="preserve">length</w:t>
-      </w:r>
-      <w:r>
-        <w:rPr>
-          <w:sz w:val="24"/>
-          <w:szCs w:val="24"/>
-          <w:rtl w:val="0"/>
-        </w:rPr>
-        <w:t xml:space="preserve"> байтов, начиная со смещения </w:t>
-      </w:r>
-      <w:r>
-        <w:rPr>
-          <w:sz w:val="24"/>
-          <w:szCs w:val="24"/>
-          <w:rtl w:val="0"/>
-        </w:rPr>
-        <w:t xml:space="preserve">offset </w:t>
-      </w:r>
-      <w:r>
-        <w:rPr>
-          <w:sz w:val="24"/>
-          <w:szCs w:val="24"/>
-          <w:rtl w:val="0"/>
-        </w:rPr>
-        <w:t xml:space="preserve">файла (или другого объекта), определенного файловым описателем </w:t>
-      </w:r>
-      <w:r>
-        <w:rPr>
-          <w:sz w:val="24"/>
-          <w:szCs w:val="24"/>
-          <w:rtl w:val="0"/>
-        </w:rPr>
-        <w:t xml:space="preserve">fd</w:t>
-      </w:r>
-      <w:r>
-        <w:rPr>
-          <w:sz w:val="24"/>
-          <w:szCs w:val="24"/>
-          <w:rtl w:val="0"/>
-        </w:rPr>
-        <w:t xml:space="preserve">, в память, начиная с адреса </w:t>
-      </w:r>
-      <w:r>
-        <w:rPr>
-          <w:sz w:val="24"/>
-          <w:szCs w:val="24"/>
-          <w:rtl w:val="0"/>
-        </w:rPr>
-        <w:t xml:space="preserve">start</w:t>
-      </w:r>
-      <w:r>
-        <w:rPr>
-          <w:sz w:val="24"/>
-          <w:szCs w:val="24"/>
-          <w:rtl w:val="0"/>
-        </w:rPr>
-        <w:t xml:space="preserve">. Последний параметр (адрес) необязателен, и обычно бывает равен 0. Настоящее местоположение отраженных данных возвращается самой функцией mmap. Аргумент </w:t>
-      </w:r>
-      <w:r>
-        <w:rPr>
-          <w:sz w:val="24"/>
-          <w:szCs w:val="24"/>
-          <w:rtl w:val="0"/>
-        </w:rPr>
-        <w:t xml:space="preserve">prot</w:t>
-      </w:r>
-      <w:r>
-        <w:rPr>
-          <w:sz w:val="24"/>
-          <w:szCs w:val="24"/>
-          <w:rtl w:val="0"/>
-        </w:rPr>
-        <w:t xml:space="preserve"> описывает желаемый режим защиты памяти. Параметр </w:t>
-      </w:r>
-      <w:r>
-        <w:rPr>
-          <w:sz w:val="24"/>
-          <w:szCs w:val="24"/>
-          <w:rtl w:val="0"/>
-        </w:rPr>
-        <w:t xml:space="preserve">flags</w:t>
-      </w:r>
-      <w:r>
-        <w:rPr>
-          <w:sz w:val="24"/>
-          <w:szCs w:val="24"/>
-          <w:rtl w:val="0"/>
-        </w:rPr>
-        <w:t xml:space="preserve"> задает тип отражаемого объекта, опции отражения и указывает, принадлежат ли отраженные данные только этому процессу или их могут читать другие.</w:t>
+        <w:t xml:space="preserve">void * mmap(void *start, size_t length, int prot , int flags, int fd, off_t offset) – отражает length байтов, начиная со смещения offset файла (или другого объекта), определенного файловым описателем fd, в память, начиная с адреса start. Последний параметр (адрес) необязателен, и обычно бывает равен 0. Настоящее местоположение отраженных данных возвращается самой функцией mmap. Аргумент prot описывает желаемый режим защиты памяти. Параметр flags задает тип отражаемого объекта, опции отражения и указывает, принадлежат ли отраженные данные только этому процессу или их могут читать другие.</w:t>
       </w:r>
     </w:p>
     <w:p>
@@ -2537,80 +1863,20 @@
         <w:rPr>
           <w:sz w:val="24"/>
           <w:szCs w:val="24"/>
-          <w:u w:val="none"/>
-        </w:rPr>
-      </w:pPr>
-      <w:r>
-        <w:rPr>
-          <w:sz w:val="24"/>
-          <w:szCs w:val="24"/>
-          <w:rtl w:val="0"/>
-        </w:rPr>
-        <w:t xml:space="preserve">int ftruncate(int </w:t>
-      </w:r>
-      <w:r>
-        <w:rPr>
-          <w:sz w:val="24"/>
-          <w:szCs w:val="24"/>
-          <w:rtl w:val="0"/>
-        </w:rPr>
-        <w:t xml:space="preserve">fd</w:t>
-      </w:r>
-      <w:r>
-        <w:rPr>
-          <w:sz w:val="24"/>
-          <w:szCs w:val="24"/>
-          <w:rtl w:val="0"/>
-        </w:rPr>
-        <w:t xml:space="preserve">, off_t </w:t>
-      </w:r>
-      <w:r>
-        <w:rPr>
-          <w:sz w:val="24"/>
-          <w:szCs w:val="24"/>
-          <w:rtl w:val="0"/>
-        </w:rPr>
-        <w:t xml:space="preserve">length</w:t>
-      </w:r>
-      <w:r>
-        <w:rPr>
-          <w:sz w:val="24"/>
-          <w:szCs w:val="24"/>
-          <w:rtl w:val="0"/>
-        </w:rPr>
-        <w:t xml:space="preserve">) –  устанавливает длину файла с  дескриптором </w:t>
-      </w:r>
-      <w:r>
-        <w:rPr>
-          <w:sz w:val="24"/>
-          <w:szCs w:val="24"/>
-          <w:rtl w:val="0"/>
-        </w:rPr>
-        <w:t xml:space="preserve">fd</w:t>
-      </w:r>
-      <w:r>
-        <w:rPr>
-          <w:sz w:val="24"/>
-          <w:szCs w:val="24"/>
-          <w:rtl w:val="0"/>
-        </w:rPr>
-        <w:t xml:space="preserve"> в </w:t>
-      </w:r>
-      <w:r>
-        <w:rPr>
-          <w:sz w:val="24"/>
-          <w:szCs w:val="24"/>
-          <w:rtl w:val="0"/>
-        </w:rPr>
-        <w:t xml:space="preserve">length</w:t>
-      </w:r>
-      <w:r>
-        <w:rPr>
-          <w:sz w:val="24"/>
-          <w:szCs w:val="24"/>
-          <w:rtl w:val="0"/>
-        </w:rPr>
-        <w:t xml:space="preserve"> байт.</w:t>
+        </w:rPr>
+      </w:pPr>
+      <w:r>
+        <w:rPr>
+          <w:sz w:val="24"/>
+          <w:szCs w:val="24"/>
+          <w:rtl w:val="0"/>
+        </w:rPr>
+        <w:t xml:space="preserve">int ftruncate(int fd, off_t length) –  устанавливает длину файла с  дескриптором fd в length байт.</w:t>
+      </w:r>
+      <w:r>
+        <w:rPr>
+          <w:rtl w:val="0"/>
+        </w:rPr>
       </w:r>
     </w:p>
     <w:p>
@@ -2645,23 +1911,7 @@
           <w:szCs w:val="24"/>
           <w:rtl w:val="0"/>
         </w:rPr>
-        <w:t xml:space="preserve">int shm_unlink(const char *</w:t>
-      </w:r>
-      <w:r>
-        <w:rPr>
-          <w:sz w:val="24"/>
-          <w:szCs w:val="24"/>
-          <w:rtl w:val="0"/>
-        </w:rPr>
-        <w:t xml:space="preserve">name</w:t>
-      </w:r>
-      <w:r>
-        <w:rPr>
-          <w:sz w:val="24"/>
-          <w:szCs w:val="24"/>
-          <w:rtl w:val="0"/>
-        </w:rPr>
-        <w:t xml:space="preserve">) – удаляя объект, предварительно созданный с помощью shm_open.</w:t>
+        <w:t xml:space="preserve">int shm_unlink(const char *name) – удаляя объект, предварительно созданный с помощью shm_open.</w:t>
       </w:r>
     </w:p>
     <w:p>
@@ -2696,84 +1946,7 @@
           <w:szCs w:val="24"/>
           <w:rtl w:val="0"/>
         </w:rPr>
-        <w:t xml:space="preserve">int munmap(void *</w:t>
-      </w:r>
-      <w:r>
-        <w:rPr>
-          <w:sz w:val="24"/>
-          <w:szCs w:val="24"/>
-          <w:rtl w:val="0"/>
-        </w:rPr>
-        <w:t xml:space="preserve">start</w:t>
-      </w:r>
-      <w:r>
-        <w:rPr>
-          <w:sz w:val="24"/>
-          <w:szCs w:val="24"/>
-          <w:rtl w:val="0"/>
-        </w:rPr>
-        <w:t xml:space="preserve">, size_t </w:t>
-      </w:r>
-      <w:r>
-        <w:rPr>
-          <w:sz w:val="24"/>
-          <w:szCs w:val="24"/>
-          <w:rtl w:val="0"/>
-        </w:rPr>
-        <w:t xml:space="preserve">length</w:t>
-      </w:r>
-      <w:r>
-        <w:rPr>
-          <w:sz w:val="24"/>
-          <w:szCs w:val="24"/>
-          <w:rtl w:val="0"/>
-        </w:rPr>
-        <w:t xml:space="preserve">) – </w:t>
-      </w:r>
-      <w:r>
-        <w:rPr>
-          <w:sz w:val="24"/>
-          <w:szCs w:val="24"/>
-          <w:rtl w:val="0"/>
-        </w:rPr>
-        <w:t xml:space="preserve">освобождает ранее выделенные страницы памяти, начиная с адреса </w:t>
-      </w:r>
-      <w:r>
-        <w:rPr>
-          <w:sz w:val="24"/>
-          <w:szCs w:val="24"/>
-          <w:rtl w:val="0"/>
-        </w:rPr>
-        <w:t xml:space="preserve">start</w:t>
-      </w:r>
-      <w:r>
-        <w:rPr>
-          <w:sz w:val="24"/>
-          <w:szCs w:val="24"/>
-          <w:rtl w:val="0"/>
-        </w:rPr>
-        <w:t xml:space="preserve"> и размером </w:t>
-      </w:r>
-      <w:r>
-        <w:rPr>
-          <w:sz w:val="24"/>
-          <w:szCs w:val="24"/>
-          <w:rtl w:val="0"/>
-        </w:rPr>
-        <w:t xml:space="preserve">length</w:t>
-      </w:r>
-      <w:r>
-        <w:rPr>
-          <w:sz w:val="24"/>
-          <w:szCs w:val="24"/>
-          <w:rtl w:val="0"/>
-        </w:rPr>
-        <w:t xml:space="preserve"> байт, с округлением вверх до размера страницы памяти.</w:t>
-      </w:r>
-      <w:r>
-        <w:rPr>
-          <w:rtl w:val="0"/>
-        </w:rPr>
+        <w:t xml:space="preserve">int munmap(void *start, size_t length) – освобождает ранее выделенные страницы памяти, начиная с адреса start и размером length байт, с округлением вверх до размера страницы памяти.</w:t>
       </w:r>
     </w:p>
     <w:p>
@@ -2808,55 +1981,7 @@
           <w:szCs w:val="24"/>
           <w:rtl w:val="0"/>
         </w:rPr>
-        <w:t xml:space="preserve">sem_init(sem_t *sem, int pshared, unsigned int value) –  инициализирует объект семафора </w:t>
-      </w:r>
-      <w:r>
-        <w:rPr>
-          <w:sz w:val="24"/>
-          <w:szCs w:val="24"/>
-          <w:rtl w:val="0"/>
-        </w:rPr>
-        <w:t xml:space="preserve">sem</w:t>
-      </w:r>
-      <w:r>
-        <w:rPr>
-          <w:sz w:val="24"/>
-          <w:szCs w:val="24"/>
-          <w:rtl w:val="0"/>
-        </w:rPr>
-        <w:t xml:space="preserve">, </w:t>
-      </w:r>
-      <w:r>
-        <w:rPr>
-          <w:sz w:val="24"/>
-          <w:szCs w:val="24"/>
-          <w:rtl w:val="0"/>
-        </w:rPr>
-        <w:t xml:space="preserve">pshared</w:t>
-      </w:r>
-      <w:r>
-        <w:rPr>
-          <w:sz w:val="24"/>
-          <w:szCs w:val="24"/>
-          <w:rtl w:val="0"/>
-        </w:rPr>
-        <w:t xml:space="preserve"> - указывает, будет ли семафор общим для потоков или процессов. Если равен 0, то семафор - общий для потоков, если ненулевое значение - то семафор общий для процессов, </w:t>
-      </w:r>
-      <w:r>
-        <w:rPr>
-          <w:sz w:val="24"/>
-          <w:szCs w:val="24"/>
-          <w:rtl w:val="0"/>
-        </w:rPr>
-        <w:t xml:space="preserve">value</w:t>
-      </w:r>
-      <w:r>
-        <w:rPr>
-          <w:sz w:val="24"/>
-          <w:szCs w:val="24"/>
-          <w:rtl w:val="0"/>
-        </w:rPr>
-        <w:t xml:space="preserve"> - начальное значение семафора.</w:t>
+        <w:t xml:space="preserve">sem_init(sem_t *sem, int pshared, unsigned int value) –  инициализирует объект семафора sem, pshared - указывает, будет ли семафор общим для потоков или процессов. Если равен 0, то семафор - общий для потоков, если ненулевое значение - то семафор общий для процессов, value - начальное значение семафора.</w:t>
       </w:r>
     </w:p>
     <w:p>
@@ -2891,20 +2016,7 @@
           <w:szCs w:val="24"/>
           <w:rtl w:val="0"/>
         </w:rPr>
-        <w:t xml:space="preserve">int sem_post(sem_t *sem)</w:t>
-      </w:r>
-      <w:r>
-        <w:rPr>
-          <w:sz w:val="24"/>
-          <w:szCs w:val="24"/>
-          <w:rtl w:val="0"/>
-        </w:rPr>
-        <w:t xml:space="preserve"> – увеличивает (разблокирует) семафор. Если значение семафора после этого становится больше нуля, то другой поток, который ожидает получение семафора и заблокирован с помощью вызова sem_wait(), проснётся и заблокирует семафор.</w:t>
-      </w:r>
-      <w:r>
-        <w:rPr>
-          <w:rtl w:val="0"/>
-        </w:rPr>
+        <w:t xml:space="preserve">int sem_post(sem_t *sem) – увеличивает (разблокирует) семафор. Если значение семафора после этого становится больше нуля, то другой поток, который ожидает получение семафора и заблокирован с помощью вызова sem_wait(), проснётся и заблокирует семафор.</w:t>
       </w:r>
     </w:p>
     <w:p>
@@ -2939,15 +2051,7 @@
           <w:szCs w:val="24"/>
           <w:rtl w:val="0"/>
         </w:rPr>
-        <w:t xml:space="preserve">int sem_wait(sem_t *sem)</w:t>
-      </w:r>
-      <w:r>
-        <w:rPr>
-          <w:sz w:val="24"/>
-          <w:szCs w:val="24"/>
-          <w:rtl w:val="0"/>
-        </w:rPr>
-        <w:t xml:space="preserve">: уменьшает (блокирует) семафор. Если значение семафора больше нуля, то выполняется уменьшение, и поток продолжает работу. Если значение семафора равно нулю, то поток блокируется до тех пор, пока не станет возможным выполнить уменьшение.</w:t>
+        <w:t xml:space="preserve">int sem_wait(sem_t *sem): уменьшает (блокирует) семафор. Если значение семафора больше нуля, то выполняется уменьшение, и поток продолжает работу. Если значение семафора равно нулю, то поток блокируется до тех пор, пока не станет возможным выполнить уменьшение.</w:t>
       </w:r>
     </w:p>
     <w:p>
@@ -2982,20 +2086,7 @@
           <w:szCs w:val="24"/>
           <w:rtl w:val="0"/>
         </w:rPr>
-        <w:t xml:space="preserve">int sem_destroy(sem_t *sem)</w:t>
-      </w:r>
-      <w:r>
-        <w:rPr>
-          <w:sz w:val="24"/>
-          <w:szCs w:val="24"/>
-          <w:rtl w:val="0"/>
-        </w:rPr>
-        <w:t xml:space="preserve">: удаляет семафор</w:t>
-      </w:r>
-      <w:r>
-        <w:rPr>
-          <w:rtl w:val="0"/>
-        </w:rPr>
+        <w:t xml:space="preserve">int sem_destroy(sem_t *sem): удаляет семафор</w:t>
       </w:r>
     </w:p>
     <w:p>
@@ -3055,47 +2146,7 @@
           <w:rtl w:val="0"/>
         </w:rPr>
         <w:tab/>
-        <w:t xml:space="preserve">Первым аргументом командной строки пользователь пишет имя файла, в котором будет записан ответ. В </w:t>
-      </w:r>
-      <w:r>
-        <w:rPr>
-          <w:sz w:val="24"/>
-          <w:szCs w:val="24"/>
-          <w:rtl w:val="0"/>
-        </w:rPr>
-        <w:t xml:space="preserve"> server.c </w:t>
-      </w:r>
-      <w:r>
-        <w:rPr>
-          <w:sz w:val="24"/>
-          <w:szCs w:val="24"/>
-          <w:rtl w:val="0"/>
-        </w:rPr>
-        <w:t xml:space="preserve"> </w:t>
-      </w:r>
-      <w:r>
-        <w:rPr>
-          <w:sz w:val="24"/>
-          <w:szCs w:val="24"/>
-          <w:rtl w:val="0"/>
-        </w:rPr>
-        <w:t xml:space="preserve">создаем или открываем объект совместно используемой памяти. Устанавливаем размер совместно используемой памяти с помощью </w:t>
-      </w:r>
-      <w:r>
-        <w:rPr>
-          <w:sz w:val="24"/>
-          <w:szCs w:val="24"/>
-          <w:rtl w:val="0"/>
-        </w:rPr>
-        <w:t xml:space="preserve">ftruncate. </w:t>
-      </w:r>
-      <w:r>
-        <w:rPr>
-          <w:sz w:val="24"/>
-          <w:szCs w:val="24"/>
-          <w:rtl w:val="0"/>
-        </w:rPr>
-        <w:t xml:space="preserve">Отображаем совместно используемую память в адресное пространство родительского процесса.Создаем дочерний процесс с помощью fork. Родительский процесс считывает ввод с консоли, сохраняет ввод в общую память и сигнализирует дочернему процессу.</w:t>
+        <w:t xml:space="preserve">Первым аргументом командной строки пользователь пишет имя файла, в котором будет записан ответ. В  server.c  создаем или открываем объект совместно используемой памяти. Устанавливаем размер совместно используемой памяти с помощью ftruncate. Отображаем совместно используемую память в адресное пространство родительского процесса.Создаем дочерний процесс с помощью fork. Родительский процесс считывает ввод с консоли, сохраняет ввод в общую память и сигнализирует дочернему процессу.</w:t>
       </w:r>
     </w:p>
     <w:p>
@@ -17608,6 +16659,482 @@
       <w:pPr>
         <w:spacing w:line="360" w:lineRule="auto"/>
         <w:rPr>
+          <w:sz w:val="24"/>
+          <w:szCs w:val="24"/>
+        </w:rPr>
+      </w:pPr>
+      <w:r>
+        <w:rPr>
+          <w:sz w:val="24"/>
+          <w:szCs w:val="24"/>
+          <w:rtl w:val="0"/>
+        </w:rPr>
+        <w:t xml:space="preserve">openat(AT_FDCWD, "/etc/ld.so.cache", O_RDONLY|O_CLOEXEC) = 3</w:t>
+      </w:r>
+    </w:p>
+    <w:p>
+      <w:pPr>
+        <w:spacing w:line="360" w:lineRule="auto"/>
+        <w:rPr>
+          <w:sz w:val="24"/>
+          <w:szCs w:val="24"/>
+        </w:rPr>
+      </w:pPr>
+      <w:r>
+        <w:rPr>
+          <w:sz w:val="24"/>
+          <w:szCs w:val="24"/>
+          <w:rtl w:val="0"/>
+        </w:rPr>
+        <w:t xml:space="preserve">newfstatat(3, "", {st_mode=S_IFREG|0644, st_size=17939, ...}, AT_EMPTY_PATH) = 0</w:t>
+      </w:r>
+    </w:p>
+    <w:p>
+      <w:pPr>
+        <w:spacing w:line="360" w:lineRule="auto"/>
+        <w:rPr>
+          <w:sz w:val="24"/>
+          <w:szCs w:val="24"/>
+        </w:rPr>
+      </w:pPr>
+      <w:r>
+        <w:rPr>
+          <w:sz w:val="24"/>
+          <w:szCs w:val="24"/>
+          <w:rtl w:val="0"/>
+        </w:rPr>
+        <w:t xml:space="preserve">mmap(NULL, 17939, PROT_READ, MAP_PRIVATE, 3, 0) = 0x7fe23688b000</w:t>
+      </w:r>
+    </w:p>
+    <w:p>
+      <w:pPr>
+        <w:spacing w:line="360" w:lineRule="auto"/>
+        <w:rPr>
+          <w:sz w:val="24"/>
+          <w:szCs w:val="24"/>
+        </w:rPr>
+      </w:pPr>
+      <w:r>
+        <w:rPr>
+          <w:sz w:val="24"/>
+          <w:szCs w:val="24"/>
+          <w:rtl w:val="0"/>
+        </w:rPr>
+        <w:t xml:space="preserve">close(3)                                = 0</w:t>
+      </w:r>
+    </w:p>
+    <w:p>
+      <w:pPr>
+        <w:spacing w:line="360" w:lineRule="auto"/>
+        <w:rPr>
+          <w:sz w:val="24"/>
+          <w:szCs w:val="24"/>
+        </w:rPr>
+      </w:pPr>
+      <w:r>
+        <w:rPr>
+          <w:sz w:val="24"/>
+          <w:szCs w:val="24"/>
+          <w:rtl w:val="0"/>
+        </w:rPr>
+        <w:t xml:space="preserve">openat(AT_FDCWD, "/lib/x86_64-linux-gnu/libc.so.6", O_RDONLY|O_CLOEXEC) = 3</w:t>
+      </w:r>
+    </w:p>
+    <w:p>
+      <w:pPr>
+        <w:spacing w:line="360" w:lineRule="auto"/>
+        <w:rPr>
+          <w:sz w:val="24"/>
+          <w:szCs w:val="24"/>
+        </w:rPr>
+      </w:pPr>
+      <w:r>
+        <w:rPr>
+          <w:sz w:val="24"/>
+          <w:szCs w:val="24"/>
+          <w:rtl w:val="0"/>
+        </w:rPr>
+        <w:t xml:space="preserve">read(3, "\177ELF\2\1\1\3\0\0\0\0\0\0\0\0\3\0&gt;\0\1\0\0\0P\237\2\0\0\0\0\0"..., 832) = 832</w:t>
+      </w:r>
+    </w:p>
+    <w:p>
+      <w:pPr>
+        <w:spacing w:line="360" w:lineRule="auto"/>
+        <w:rPr>
+          <w:sz w:val="24"/>
+          <w:szCs w:val="24"/>
+        </w:rPr>
+      </w:pPr>
+      <w:r>
+        <w:rPr>
+          <w:sz w:val="24"/>
+          <w:szCs w:val="24"/>
+          <w:rtl w:val="0"/>
+        </w:rPr>
+        <w:t xml:space="preserve">pread64(3, "\6\0\0\0\4\0\0\0@\0\0\0\0\0\0\0@\0\0\0\0\0\0\0@\0\0\0\0\0\0\0"..., 784, 64) = 784</w:t>
+      </w:r>
+    </w:p>
+    <w:p>
+      <w:pPr>
+        <w:spacing w:line="360" w:lineRule="auto"/>
+        <w:rPr>
+          <w:sz w:val="24"/>
+          <w:szCs w:val="24"/>
+        </w:rPr>
+      </w:pPr>
+      <w:r>
+        <w:rPr>
+          <w:sz w:val="24"/>
+          <w:szCs w:val="24"/>
+          <w:rtl w:val="0"/>
+        </w:rPr>
+        <w:t xml:space="preserve">pread64(3, "\4\0\0\0 \0\0\0\5\0\0\0GNU\0\2\0\0\300\4\0\0\0\3\0\0\0\0\0\0\0"..., 48, 848) = 48</w:t>
+      </w:r>
+    </w:p>
+    <w:p>
+      <w:pPr>
+        <w:spacing w:line="360" w:lineRule="auto"/>
+        <w:rPr>
+          <w:sz w:val="24"/>
+          <w:szCs w:val="24"/>
+        </w:rPr>
+      </w:pPr>
+      <w:r>
+        <w:rPr>
+          <w:sz w:val="24"/>
+          <w:szCs w:val="24"/>
+          <w:rtl w:val="0"/>
+        </w:rPr>
+        <w:t xml:space="preserve">pread64(3, "\4\0\0\0\24\0\0\0\3\0\0\0GNU\0I\17\357\204\3$\f\221\2039x\324\224\323\236S"..., 68, 896) = 68</w:t>
+      </w:r>
+    </w:p>
+    <w:p>
+      <w:pPr>
+        <w:spacing w:line="360" w:lineRule="auto"/>
+        <w:rPr>
+          <w:sz w:val="24"/>
+          <w:szCs w:val="24"/>
+        </w:rPr>
+      </w:pPr>
+      <w:r>
+        <w:rPr>
+          <w:sz w:val="24"/>
+          <w:szCs w:val="24"/>
+          <w:rtl w:val="0"/>
+        </w:rPr>
+        <w:t xml:space="preserve">newfstatat(3, "", {st_mode=S_IFREG|0755, st_size=2220400, ...}, AT_EMPTY_PATH) = 0</w:t>
+      </w:r>
+    </w:p>
+    <w:p>
+      <w:pPr>
+        <w:spacing w:line="360" w:lineRule="auto"/>
+        <w:rPr>
+          <w:sz w:val="24"/>
+          <w:szCs w:val="24"/>
+        </w:rPr>
+      </w:pPr>
+      <w:r>
+        <w:rPr>
+          <w:sz w:val="24"/>
+          <w:szCs w:val="24"/>
+          <w:rtl w:val="0"/>
+        </w:rPr>
+        <w:t xml:space="preserve">pread64(3, "\6\0\0\0\4\0\0\0@\0\0\0\0\0\0\0@\0\0\0\0\0\0\0@\0\0\0\0\0\0\0"..., 784, 64) = 784</w:t>
+      </w:r>
+    </w:p>
+    <w:p>
+      <w:pPr>
+        <w:spacing w:line="360" w:lineRule="auto"/>
+        <w:rPr>
+          <w:sz w:val="24"/>
+          <w:szCs w:val="24"/>
+        </w:rPr>
+      </w:pPr>
+      <w:r>
+        <w:rPr>
+          <w:sz w:val="24"/>
+          <w:szCs w:val="24"/>
+          <w:rtl w:val="0"/>
+        </w:rPr>
+        <w:t xml:space="preserve">mmap(NULL, 2264656, PROT_READ, MAP_PRIVATE|MAP_DENYWRITE, 3, 0) = 0x7fe236660000</w:t>
+      </w:r>
+    </w:p>
+    <w:p>
+      <w:pPr>
+        <w:spacing w:line="360" w:lineRule="auto"/>
+        <w:rPr>
+          <w:sz w:val="24"/>
+          <w:szCs w:val="24"/>
+        </w:rPr>
+      </w:pPr>
+      <w:r>
+        <w:rPr>
+          <w:sz w:val="24"/>
+          <w:szCs w:val="24"/>
+          <w:rtl w:val="0"/>
+        </w:rPr>
+        <w:t xml:space="preserve">mprotect(0x7fe236688000, 2023424, PROT_NONE) = 0</w:t>
+      </w:r>
+    </w:p>
+    <w:p>
+      <w:pPr>
+        <w:spacing w:line="360" w:lineRule="auto"/>
+        <w:rPr>
+          <w:sz w:val="24"/>
+          <w:szCs w:val="24"/>
+        </w:rPr>
+      </w:pPr>
+      <w:r>
+        <w:rPr>
+          <w:sz w:val="24"/>
+          <w:szCs w:val="24"/>
+          <w:rtl w:val="0"/>
+        </w:rPr>
+        <w:t xml:space="preserve">mmap(0x7fe236688000, 1658880, PROT_READ|PROT_EXEC, MAP_PRIVATE|MAP_FIXED|MAP_DENYWRITE, 3, 0x28000) = 0x7fe236688000</w:t>
+      </w:r>
+    </w:p>
+    <w:p>
+      <w:pPr>
+        <w:spacing w:line="360" w:lineRule="auto"/>
+        <w:rPr>
+          <w:sz w:val="24"/>
+          <w:szCs w:val="24"/>
+        </w:rPr>
+      </w:pPr>
+      <w:r>
+        <w:rPr>
+          <w:sz w:val="24"/>
+          <w:szCs w:val="24"/>
+          <w:rtl w:val="0"/>
+        </w:rPr>
+        <w:t xml:space="preserve">mmap(0x7fe23681d000, 360448, PROT_READ, MAP_PRIVATE|MAP_FIXED|MAP_DENYWRITE, 3, 0x1bd000) = 0x7fe23681d000</w:t>
+      </w:r>
+    </w:p>
+    <w:p>
+      <w:pPr>
+        <w:spacing w:line="360" w:lineRule="auto"/>
+        <w:rPr>
+          <w:sz w:val="24"/>
+          <w:szCs w:val="24"/>
+        </w:rPr>
+      </w:pPr>
+      <w:r>
+        <w:rPr>
+          <w:sz w:val="24"/>
+          <w:szCs w:val="24"/>
+          <w:rtl w:val="0"/>
+        </w:rPr>
+        <w:t xml:space="preserve">mmap(0x7fe236876000, 24576, PROT_READ|PROT_WRITE, MAP_PRIVATE|MAP_FIXED|MAP_DENYWRITE, 3, 0x215000) = 0x7fe236876000</w:t>
+      </w:r>
+    </w:p>
+    <w:p>
+      <w:pPr>
+        <w:spacing w:line="360" w:lineRule="auto"/>
+        <w:rPr>
+          <w:sz w:val="24"/>
+          <w:szCs w:val="24"/>
+        </w:rPr>
+      </w:pPr>
+      <w:r>
+        <w:rPr>
+          <w:sz w:val="24"/>
+          <w:szCs w:val="24"/>
+          <w:rtl w:val="0"/>
+        </w:rPr>
+        <w:t xml:space="preserve">mmap(0x7fe23687c000, 52816, PROT_READ|PROT_WRITE, MAP_PRIVATE|MAP_FIXED|MAP_ANONYMOUS, -1, 0) = 0x7fe23687c000</w:t>
+      </w:r>
+    </w:p>
+    <w:p>
+      <w:pPr>
+        <w:spacing w:line="360" w:lineRule="auto"/>
+        <w:rPr>
+          <w:sz w:val="24"/>
+          <w:szCs w:val="24"/>
+        </w:rPr>
+      </w:pPr>
+      <w:r>
+        <w:rPr>
+          <w:sz w:val="24"/>
+          <w:szCs w:val="24"/>
+          <w:rtl w:val="0"/>
+        </w:rPr>
+        <w:t xml:space="preserve">close(3)                                = 0</w:t>
+      </w:r>
+    </w:p>
+    <w:p>
+      <w:pPr>
+        <w:spacing w:line="360" w:lineRule="auto"/>
+        <w:rPr>
+          <w:sz w:val="24"/>
+          <w:szCs w:val="24"/>
+        </w:rPr>
+      </w:pPr>
+      <w:r>
+        <w:rPr>
+          <w:sz w:val="24"/>
+          <w:szCs w:val="24"/>
+          <w:rtl w:val="0"/>
+        </w:rPr>
+        <w:t xml:space="preserve">mmap(NULL, 12288, PROT_READ|PROT_WRITE, MAP_PRIVATE|MAP_ANONYMOUS, -1, 0) = 0x7fe236650000</w:t>
+      </w:r>
+    </w:p>
+    <w:p>
+      <w:pPr>
+        <w:spacing w:line="360" w:lineRule="auto"/>
+        <w:rPr>
+          <w:sz w:val="24"/>
+          <w:szCs w:val="24"/>
+        </w:rPr>
+      </w:pPr>
+      <w:r>
+        <w:rPr>
+          <w:sz w:val="24"/>
+          <w:szCs w:val="24"/>
+          <w:rtl w:val="0"/>
+        </w:rPr>
+        <w:t xml:space="preserve">arch_prctl(ARCH_SET_FS, 0x7fe236650740) = 0</w:t>
+      </w:r>
+    </w:p>
+    <w:p>
+      <w:pPr>
+        <w:spacing w:line="360" w:lineRule="auto"/>
+        <w:rPr>
+          <w:sz w:val="24"/>
+          <w:szCs w:val="24"/>
+        </w:rPr>
+      </w:pPr>
+      <w:r>
+        <w:rPr>
+          <w:sz w:val="24"/>
+          <w:szCs w:val="24"/>
+          <w:rtl w:val="0"/>
+        </w:rPr>
+        <w:t xml:space="preserve">set_tid_address(0x7fe236650a10)         = 8679</w:t>
+      </w:r>
+    </w:p>
+    <w:p>
+      <w:pPr>
+        <w:spacing w:line="360" w:lineRule="auto"/>
+        <w:rPr>
+          <w:sz w:val="24"/>
+          <w:szCs w:val="24"/>
+        </w:rPr>
+      </w:pPr>
+      <w:r>
+        <w:rPr>
+          <w:sz w:val="24"/>
+          <w:szCs w:val="24"/>
+          <w:rtl w:val="0"/>
+        </w:rPr>
+        <w:t xml:space="preserve">set_robust_list(0x7fe236650a20, 24)     = 0</w:t>
+      </w:r>
+    </w:p>
+    <w:p>
+      <w:pPr>
+        <w:spacing w:line="360" w:lineRule="auto"/>
+        <w:rPr>
+          <w:sz w:val="24"/>
+          <w:szCs w:val="24"/>
+        </w:rPr>
+      </w:pPr>
+      <w:r>
+        <w:rPr>
+          <w:sz w:val="24"/>
+          <w:szCs w:val="24"/>
+          <w:rtl w:val="0"/>
+        </w:rPr>
+        <w:t xml:space="preserve">rseq(0x7fe2366510e0, 0x20, 0, 0x53053053) = -1 ENOSYS (Function not implemented)</w:t>
+      </w:r>
+    </w:p>
+    <w:p>
+      <w:pPr>
+        <w:spacing w:line="360" w:lineRule="auto"/>
+        <w:rPr>
+          <w:sz w:val="24"/>
+          <w:szCs w:val="24"/>
+        </w:rPr>
+      </w:pPr>
+      <w:r>
+        <w:rPr>
+          <w:sz w:val="24"/>
+          <w:szCs w:val="24"/>
+          <w:rtl w:val="0"/>
+        </w:rPr>
+        <w:t xml:space="preserve">mprotect(0x7fe236876000, 16384, PROT_READ) = 0</w:t>
+      </w:r>
+    </w:p>
+    <w:p>
+      <w:pPr>
+        <w:spacing w:line="360" w:lineRule="auto"/>
+        <w:rPr>
+          <w:sz w:val="24"/>
+          <w:szCs w:val="24"/>
+        </w:rPr>
+      </w:pPr>
+      <w:r>
+        <w:rPr>
+          <w:sz w:val="24"/>
+          <w:szCs w:val="24"/>
+          <w:rtl w:val="0"/>
+        </w:rPr>
+        <w:t xml:space="preserve">mprotect(0x7fe2368d9000, 4096, PROT_READ) = 0</w:t>
+      </w:r>
+    </w:p>
+    <w:p>
+      <w:pPr>
+        <w:spacing w:line="360" w:lineRule="auto"/>
+        <w:rPr>
+          <w:sz w:val="24"/>
+          <w:szCs w:val="24"/>
+        </w:rPr>
+      </w:pPr>
+      <w:r>
+        <w:rPr>
+          <w:sz w:val="24"/>
+          <w:szCs w:val="24"/>
+          <w:rtl w:val="0"/>
+        </w:rPr>
+        <w:t xml:space="preserve">mprotect(0x7fe2368c8000, 8192, PROT_READ) = 0</w:t>
+      </w:r>
+    </w:p>
+    <w:p>
+      <w:pPr>
+        <w:spacing w:line="360" w:lineRule="auto"/>
+        <w:rPr>
+          <w:sz w:val="24"/>
+          <w:szCs w:val="24"/>
+        </w:rPr>
+      </w:pPr>
+      <w:r>
+        <w:rPr>
+          <w:sz w:val="24"/>
+          <w:szCs w:val="24"/>
+          <w:rtl w:val="0"/>
+        </w:rPr>
+        <w:t xml:space="preserve">prlimit64(0, RLIMIT_STACK, NULL, {rlim_cur=8192*1024, rlim_max=8192*1024}) = 0</w:t>
+      </w:r>
+    </w:p>
+    <w:p>
+      <w:pPr>
+        <w:spacing w:line="360" w:lineRule="auto"/>
+        <w:rPr>
+          <w:sz w:val="24"/>
+          <w:szCs w:val="24"/>
+        </w:rPr>
+      </w:pPr>
+      <w:r>
+        <w:rPr>
+          <w:sz w:val="24"/>
+          <w:szCs w:val="24"/>
+          <w:rtl w:val="0"/>
+        </w:rPr>
+        <w:t xml:space="preserve">munmap(0x7fe23688b000, 17939)           = 0</w:t>
+      </w:r>
+    </w:p>
+    <w:p>
+      <w:pPr>
+        <w:spacing w:line="360" w:lineRule="auto"/>
+        <w:rPr>
           <w:b w:val="1"/>
           <w:sz w:val="24"/>
           <w:szCs w:val="24"/>
@@ -17620,30 +17147,13 @@
           <w:szCs w:val="24"/>
           <w:rtl w:val="0"/>
         </w:rPr>
-        <w:t xml:space="preserve">openat(AT_FDCWD, "/etc/ld.so.cache", O_RDONLY|O_CLOEXEC) = 3</w:t>
+        <w:t xml:space="preserve">openat(AT_FDCWD, "/dev/shm/my_shared_memory", O_RDWR|O_CREAT|O_NOFOLLOW|O_CLOEXEC, 0666) = 3</w:t>
       </w:r>
     </w:p>
     <w:p>
       <w:pPr>
         <w:spacing w:line="360" w:lineRule="auto"/>
         <w:rPr>
-          <w:sz w:val="24"/>
-          <w:szCs w:val="24"/>
-        </w:rPr>
-      </w:pPr>
-      <w:r>
-        <w:rPr>
-          <w:sz w:val="24"/>
-          <w:szCs w:val="24"/>
-          <w:rtl w:val="0"/>
-        </w:rPr>
-        <w:t xml:space="preserve">newfstatat(3, "", {st_mode=S_IFREG|0644, st_size=17939, ...}, AT_EMPTY_PATH) = 0</w:t>
-      </w:r>
-    </w:p>
-    <w:p>
-      <w:pPr>
-        <w:spacing w:line="360" w:lineRule="auto"/>
-        <w:rPr>
           <w:b w:val="1"/>
           <w:sz w:val="24"/>
           <w:szCs w:val="24"/>
@@ -17652,467 +17162,6 @@
       <w:r>
         <w:rPr>
           <w:b w:val="1"/>
-          <w:sz w:val="24"/>
-          <w:szCs w:val="24"/>
-          <w:rtl w:val="0"/>
-        </w:rPr>
-        <w:t xml:space="preserve">mmap(NULL, 17939, PROT_READ, MAP_PRIVATE, 3, 0) = 0x7fe23688b000</w:t>
-      </w:r>
-    </w:p>
-    <w:p>
-      <w:pPr>
-        <w:spacing w:line="360" w:lineRule="auto"/>
-        <w:rPr>
-          <w:sz w:val="24"/>
-          <w:szCs w:val="24"/>
-        </w:rPr>
-      </w:pPr>
-      <w:r>
-        <w:rPr>
-          <w:sz w:val="24"/>
-          <w:szCs w:val="24"/>
-          <w:rtl w:val="0"/>
-        </w:rPr>
-        <w:t xml:space="preserve">close(3)                                = 0</w:t>
-      </w:r>
-    </w:p>
-    <w:p>
-      <w:pPr>
-        <w:spacing w:line="360" w:lineRule="auto"/>
-        <w:rPr>
-          <w:sz w:val="24"/>
-          <w:szCs w:val="24"/>
-        </w:rPr>
-      </w:pPr>
-      <w:r>
-        <w:rPr>
-          <w:sz w:val="24"/>
-          <w:szCs w:val="24"/>
-          <w:rtl w:val="0"/>
-        </w:rPr>
-        <w:t xml:space="preserve">openat(AT_FDCWD, "/lib/x86_64-linux-gnu/libc.so.6", O_RDONLY|O_CLOEXEC) = 3</w:t>
-      </w:r>
-    </w:p>
-    <w:p>
-      <w:pPr>
-        <w:spacing w:line="360" w:lineRule="auto"/>
-        <w:rPr>
-          <w:sz w:val="24"/>
-          <w:szCs w:val="24"/>
-        </w:rPr>
-      </w:pPr>
-      <w:r>
-        <w:rPr>
-          <w:sz w:val="24"/>
-          <w:szCs w:val="24"/>
-          <w:rtl w:val="0"/>
-        </w:rPr>
-        <w:t xml:space="preserve">read(3, "\177ELF\2\1\1\3\0\0\0\0\0\0\0\0\3\0&gt;\0\1\0\0\0P\237\2\0\0\0\0\0"..., 832) = 832</w:t>
-      </w:r>
-    </w:p>
-    <w:p>
-      <w:pPr>
-        <w:spacing w:line="360" w:lineRule="auto"/>
-        <w:rPr>
-          <w:sz w:val="24"/>
-          <w:szCs w:val="24"/>
-        </w:rPr>
-      </w:pPr>
-      <w:r>
-        <w:rPr>
-          <w:sz w:val="24"/>
-          <w:szCs w:val="24"/>
-          <w:rtl w:val="0"/>
-        </w:rPr>
-        <w:t xml:space="preserve">pread64(3, "\6\0\0\0\4\0\0\0@\0\0\0\0\0\0\0@\0\0\0\0\0\0\0@\0\0\0\0\0\0\0"..., 784, 64) = 784</w:t>
-      </w:r>
-    </w:p>
-    <w:p>
-      <w:pPr>
-        <w:spacing w:line="360" w:lineRule="auto"/>
-        <w:rPr>
-          <w:sz w:val="24"/>
-          <w:szCs w:val="24"/>
-        </w:rPr>
-      </w:pPr>
-      <w:r>
-        <w:rPr>
-          <w:sz w:val="24"/>
-          <w:szCs w:val="24"/>
-          <w:rtl w:val="0"/>
-        </w:rPr>
-        <w:t xml:space="preserve">pread64(3, "\4\0\0\0 \0\0\0\5\0\0\0GNU\0\2\0\0\300\4\0\0\0\3\0\0\0\0\0\0\0"..., 48, 848) = 48</w:t>
-      </w:r>
-    </w:p>
-    <w:p>
-      <w:pPr>
-        <w:spacing w:line="360" w:lineRule="auto"/>
-        <w:rPr>
-          <w:sz w:val="24"/>
-          <w:szCs w:val="24"/>
-        </w:rPr>
-      </w:pPr>
-      <w:r>
-        <w:rPr>
-          <w:sz w:val="24"/>
-          <w:szCs w:val="24"/>
-          <w:rtl w:val="0"/>
-        </w:rPr>
-        <w:t xml:space="preserve">pread64(3, "\4\0\0\0\24\0\0\0\3\0\0\0GNU\0I\17\357\204\3$\f\221\2039x\324\224\323\236S"..., 68, 896) = 68</w:t>
-      </w:r>
-    </w:p>
-    <w:p>
-      <w:pPr>
-        <w:spacing w:line="360" w:lineRule="auto"/>
-        <w:rPr>
-          <w:sz w:val="24"/>
-          <w:szCs w:val="24"/>
-        </w:rPr>
-      </w:pPr>
-      <w:r>
-        <w:rPr>
-          <w:sz w:val="24"/>
-          <w:szCs w:val="24"/>
-          <w:rtl w:val="0"/>
-        </w:rPr>
-        <w:t xml:space="preserve">newfstatat(3, "", {st_mode=S_IFREG|0755, st_size=2220400, ...}, AT_EMPTY_PATH) = 0</w:t>
-      </w:r>
-    </w:p>
-    <w:p>
-      <w:pPr>
-        <w:spacing w:line="360" w:lineRule="auto"/>
-        <w:rPr>
-          <w:sz w:val="24"/>
-          <w:szCs w:val="24"/>
-        </w:rPr>
-      </w:pPr>
-      <w:r>
-        <w:rPr>
-          <w:sz w:val="24"/>
-          <w:szCs w:val="24"/>
-          <w:rtl w:val="0"/>
-        </w:rPr>
-        <w:t xml:space="preserve">pread64(3, "\6\0\0\0\4\0\0\0@\0\0\0\0\0\0\0@\0\0\0\0\0\0\0@\0\0\0\0\0\0\0"..., 784, 64) = 784</w:t>
-      </w:r>
-    </w:p>
-    <w:p>
-      <w:pPr>
-        <w:spacing w:line="360" w:lineRule="auto"/>
-        <w:rPr>
-          <w:sz w:val="24"/>
-          <w:szCs w:val="24"/>
-        </w:rPr>
-      </w:pPr>
-      <w:r>
-        <w:rPr>
-          <w:sz w:val="24"/>
-          <w:szCs w:val="24"/>
-          <w:rtl w:val="0"/>
-        </w:rPr>
-        <w:t xml:space="preserve">mmap(NULL, 2264656, PROT_READ, MAP_PRIVATE|MAP_DENYWRITE, 3, 0) = 0x7fe236660000</w:t>
-      </w:r>
-    </w:p>
-    <w:p>
-      <w:pPr>
-        <w:spacing w:line="360" w:lineRule="auto"/>
-        <w:rPr>
-          <w:sz w:val="24"/>
-          <w:szCs w:val="24"/>
-        </w:rPr>
-      </w:pPr>
-      <w:r>
-        <w:rPr>
-          <w:sz w:val="24"/>
-          <w:szCs w:val="24"/>
-          <w:rtl w:val="0"/>
-        </w:rPr>
-        <w:t xml:space="preserve">mprotect(0x7fe236688000, 2023424, PROT_NONE) = 0</w:t>
-      </w:r>
-    </w:p>
-    <w:p>
-      <w:pPr>
-        <w:spacing w:line="360" w:lineRule="auto"/>
-        <w:rPr>
-          <w:sz w:val="24"/>
-          <w:szCs w:val="24"/>
-        </w:rPr>
-      </w:pPr>
-      <w:r>
-        <w:rPr>
-          <w:sz w:val="24"/>
-          <w:szCs w:val="24"/>
-          <w:rtl w:val="0"/>
-        </w:rPr>
-        <w:t xml:space="preserve">mmap(0x7fe236688000, 1658880, PROT_READ|PROT_EXEC, MAP_PRIVATE|MAP_FIXED|MAP_DENYWRITE, 3, 0x28000) = 0x7fe236688000</w:t>
-      </w:r>
-    </w:p>
-    <w:p>
-      <w:pPr>
-        <w:spacing w:line="360" w:lineRule="auto"/>
-        <w:rPr>
-          <w:sz w:val="24"/>
-          <w:szCs w:val="24"/>
-        </w:rPr>
-      </w:pPr>
-      <w:r>
-        <w:rPr>
-          <w:sz w:val="24"/>
-          <w:szCs w:val="24"/>
-          <w:rtl w:val="0"/>
-        </w:rPr>
-        <w:t xml:space="preserve">mmap(0x7fe23681d000, 360448, PROT_READ, MAP_PRIVATE|MAP_FIXED|MAP_DENYWRITE, 3, 0x1bd000) = 0x7fe23681d000</w:t>
-      </w:r>
-    </w:p>
-    <w:p>
-      <w:pPr>
-        <w:spacing w:line="360" w:lineRule="auto"/>
-        <w:rPr>
-          <w:sz w:val="24"/>
-          <w:szCs w:val="24"/>
-        </w:rPr>
-      </w:pPr>
-      <w:r>
-        <w:rPr>
-          <w:sz w:val="24"/>
-          <w:szCs w:val="24"/>
-          <w:rtl w:val="0"/>
-        </w:rPr>
-        <w:t xml:space="preserve">mmap(0x7fe236876000, 24576, PROT_READ|PROT_WRITE, MAP_PRIVATE|MAP_FIXED|MAP_DENYWRITE, 3, 0x215000) = 0x7fe236876000</w:t>
-      </w:r>
-    </w:p>
-    <w:p>
-      <w:pPr>
-        <w:spacing w:line="360" w:lineRule="auto"/>
-        <w:rPr>
-          <w:sz w:val="24"/>
-          <w:szCs w:val="24"/>
-        </w:rPr>
-      </w:pPr>
-      <w:r>
-        <w:rPr>
-          <w:sz w:val="24"/>
-          <w:szCs w:val="24"/>
-          <w:rtl w:val="0"/>
-        </w:rPr>
-        <w:t xml:space="preserve">mmap(0x7fe23687c000, 52816, PROT_READ|PROT_WRITE, MAP_PRIVATE|MAP_FIXED|MAP_ANONYMOUS, -1, 0) = 0x7fe23687c000</w:t>
-      </w:r>
-    </w:p>
-    <w:p>
-      <w:pPr>
-        <w:spacing w:line="360" w:lineRule="auto"/>
-        <w:rPr>
-          <w:sz w:val="24"/>
-          <w:szCs w:val="24"/>
-        </w:rPr>
-      </w:pPr>
-      <w:r>
-        <w:rPr>
-          <w:sz w:val="24"/>
-          <w:szCs w:val="24"/>
-          <w:rtl w:val="0"/>
-        </w:rPr>
-        <w:t xml:space="preserve">close(3)                                = 0</w:t>
-      </w:r>
-    </w:p>
-    <w:p>
-      <w:pPr>
-        <w:spacing w:line="360" w:lineRule="auto"/>
-        <w:rPr>
-          <w:sz w:val="24"/>
-          <w:szCs w:val="24"/>
-        </w:rPr>
-      </w:pPr>
-      <w:r>
-        <w:rPr>
-          <w:sz w:val="24"/>
-          <w:szCs w:val="24"/>
-          <w:rtl w:val="0"/>
-        </w:rPr>
-        <w:t xml:space="preserve">mmap(NULL, 12288, PROT_READ|PROT_WRITE, MAP_PRIVATE|MAP_ANONYMOUS, -1, 0) = 0x7fe236650000</w:t>
-      </w:r>
-    </w:p>
-    <w:p>
-      <w:pPr>
-        <w:spacing w:line="360" w:lineRule="auto"/>
-        <w:rPr>
-          <w:sz w:val="24"/>
-          <w:szCs w:val="24"/>
-        </w:rPr>
-      </w:pPr>
-      <w:r>
-        <w:rPr>
-          <w:sz w:val="24"/>
-          <w:szCs w:val="24"/>
-          <w:rtl w:val="0"/>
-        </w:rPr>
-        <w:t xml:space="preserve">arch_prctl(ARCH_SET_FS, 0x7fe236650740) = 0</w:t>
-      </w:r>
-    </w:p>
-    <w:p>
-      <w:pPr>
-        <w:spacing w:line="360" w:lineRule="auto"/>
-        <w:rPr>
-          <w:sz w:val="24"/>
-          <w:szCs w:val="24"/>
-        </w:rPr>
-      </w:pPr>
-      <w:r>
-        <w:rPr>
-          <w:sz w:val="24"/>
-          <w:szCs w:val="24"/>
-          <w:rtl w:val="0"/>
-        </w:rPr>
-        <w:t xml:space="preserve">set_tid_address(0x7fe236650a10)         = 8679</w:t>
-      </w:r>
-    </w:p>
-    <w:p>
-      <w:pPr>
-        <w:spacing w:line="360" w:lineRule="auto"/>
-        <w:rPr>
-          <w:sz w:val="24"/>
-          <w:szCs w:val="24"/>
-        </w:rPr>
-      </w:pPr>
-      <w:r>
-        <w:rPr>
-          <w:sz w:val="24"/>
-          <w:szCs w:val="24"/>
-          <w:rtl w:val="0"/>
-        </w:rPr>
-        <w:t xml:space="preserve">set_robust_list(0x7fe236650a20, 24)     = 0</w:t>
-      </w:r>
-    </w:p>
-    <w:p>
-      <w:pPr>
-        <w:spacing w:line="360" w:lineRule="auto"/>
-        <w:rPr>
-          <w:sz w:val="24"/>
-          <w:szCs w:val="24"/>
-        </w:rPr>
-      </w:pPr>
-      <w:r>
-        <w:rPr>
-          <w:sz w:val="24"/>
-          <w:szCs w:val="24"/>
-          <w:rtl w:val="0"/>
-        </w:rPr>
-        <w:t xml:space="preserve">rseq(0x7fe2366510e0, 0x20, 0, 0x53053053) = -1 ENOSYS (Function not implemented)</w:t>
-      </w:r>
-    </w:p>
-    <w:p>
-      <w:pPr>
-        <w:spacing w:line="360" w:lineRule="auto"/>
-        <w:rPr>
-          <w:sz w:val="24"/>
-          <w:szCs w:val="24"/>
-        </w:rPr>
-      </w:pPr>
-      <w:r>
-        <w:rPr>
-          <w:sz w:val="24"/>
-          <w:szCs w:val="24"/>
-          <w:rtl w:val="0"/>
-        </w:rPr>
-        <w:t xml:space="preserve">mprotect(0x7fe236876000, 16384, PROT_READ) = 0</w:t>
-      </w:r>
-    </w:p>
-    <w:p>
-      <w:pPr>
-        <w:spacing w:line="360" w:lineRule="auto"/>
-        <w:rPr>
-          <w:sz w:val="24"/>
-          <w:szCs w:val="24"/>
-        </w:rPr>
-      </w:pPr>
-      <w:r>
-        <w:rPr>
-          <w:sz w:val="24"/>
-          <w:szCs w:val="24"/>
-          <w:rtl w:val="0"/>
-        </w:rPr>
-        <w:t xml:space="preserve">mprotect(0x7fe2368d9000, 4096, PROT_READ) = 0</w:t>
-      </w:r>
-    </w:p>
-    <w:p>
-      <w:pPr>
-        <w:spacing w:line="360" w:lineRule="auto"/>
-        <w:rPr>
-          <w:sz w:val="24"/>
-          <w:szCs w:val="24"/>
-        </w:rPr>
-      </w:pPr>
-      <w:r>
-        <w:rPr>
-          <w:sz w:val="24"/>
-          <w:szCs w:val="24"/>
-          <w:rtl w:val="0"/>
-        </w:rPr>
-        <w:t xml:space="preserve">mprotect(0x7fe2368c8000, 8192, PROT_READ) = 0</w:t>
-      </w:r>
-    </w:p>
-    <w:p>
-      <w:pPr>
-        <w:spacing w:line="360" w:lineRule="auto"/>
-        <w:rPr>
-          <w:sz w:val="24"/>
-          <w:szCs w:val="24"/>
-        </w:rPr>
-      </w:pPr>
-      <w:r>
-        <w:rPr>
-          <w:sz w:val="24"/>
-          <w:szCs w:val="24"/>
-          <w:rtl w:val="0"/>
-        </w:rPr>
-        <w:t xml:space="preserve">prlimit64(0, RLIMIT_STACK, NULL, {rlim_cur=8192*1024, rlim_max=8192*1024}) = 0</w:t>
-      </w:r>
-    </w:p>
-    <w:p>
-      <w:pPr>
-        <w:spacing w:line="360" w:lineRule="auto"/>
-        <w:rPr>
-          <w:sz w:val="24"/>
-          <w:szCs w:val="24"/>
-        </w:rPr>
-      </w:pPr>
-      <w:r>
-        <w:rPr>
-          <w:sz w:val="24"/>
-          <w:szCs w:val="24"/>
-          <w:rtl w:val="0"/>
-        </w:rPr>
-        <w:t xml:space="preserve">munmap(0x7fe23688b000, 17939)           = 0</w:t>
-      </w:r>
-    </w:p>
-    <w:p>
-      <w:pPr>
-        <w:spacing w:line="360" w:lineRule="auto"/>
-        <w:rPr>
-          <w:b w:val="1"/>
-          <w:sz w:val="24"/>
-          <w:szCs w:val="24"/>
-        </w:rPr>
-      </w:pPr>
-      <w:r>
-        <w:rPr>
-          <w:b w:val="1"/>
-          <w:sz w:val="24"/>
-          <w:szCs w:val="24"/>
-          <w:rtl w:val="0"/>
-        </w:rPr>
-        <w:t xml:space="preserve">openat(AT_FDCWD, "/dev/shm/my_shared_memory", O_RDWR|O_CREAT|O_NOFOLLOW|O_CLOEXEC, 0666) = 3</w:t>
-      </w:r>
-    </w:p>
-    <w:p>
-      <w:pPr>
-        <w:spacing w:line="360" w:lineRule="auto"/>
-        <w:rPr>
-          <w:sz w:val="24"/>
-          <w:szCs w:val="24"/>
-        </w:rPr>
-      </w:pPr>
-      <w:r>
-        <w:rPr>
           <w:sz w:val="24"/>
           <w:szCs w:val="24"/>
           <w:rtl w:val="0"/>
@@ -18721,15 +17770,7 @@
           <w:szCs w:val="24"/>
           <w:rtl w:val="0"/>
         </w:rPr>
-        <w:t xml:space="preserve">Я приобрела навыки управления процессами в ОС и  обеспечение обмена данных между процессами посредством shared memory. Научилась использовать shared memory и  memory mapping. Отработала использование семафоров для синхронизации работы с общей памятью. </w:t>
-      </w:r>
-      <w:r>
-        <w:rPr>
-          <w:sz w:val="24"/>
-          <w:szCs w:val="24"/>
-          <w:rtl w:val="0"/>
-        </w:rPr>
-        <w:t xml:space="preserve">Отладила программу на языке Cи. </w:t>
+        <w:t xml:space="preserve">Я приобрела навыки управления процессами в ОС и  обеспечение обмена данных между процессами посредством shared memory. Научилась использовать shared memory и  memory mapping. Отработала использование семафоров для синхронизации работы с общей памятью. Отладила программу на языке Cи. </w:t>
       </w:r>
     </w:p>
     <w:p>
